--- a/pr-preview/pr-235/sufficiency-handout.docx
+++ b/pr-preview/pr-235/sufficiency-handout.docx
@@ -15,7 +15,7 @@
         <w:pStyle w:val="Date"/>
       </w:pPr>
       <w:r>
-        <w:t xml:space="preserve">Last modified: 2026-10-16 00:45:31 (PDT)</w:t>
+        <w:t xml:space="preserve">Last modified: 2026-10-16 01:58:44 (PDT)</w:t>
       </w:r>
     </w:p>
     <w:p>

--- a/pr-preview/pr-235/sufficiency-handout.docx
+++ b/pr-preview/pr-235/sufficiency-handout.docx
@@ -15,7 +15,7 @@
         <w:pStyle w:val="Date"/>
       </w:pPr>
       <w:r>
-        <w:t xml:space="preserve">Last modified: 2026-10-16 01:58:44 (PDT)</w:t>
+        <w:t xml:space="preserve">Last modified: 2026-10-16 02:19:08 (PDT)</w:t>
       </w:r>
     </w:p>
     <w:p>

--- a/pr-preview/pr-235/sufficiency-handout.docx
+++ b/pr-preview/pr-235/sufficiency-handout.docx
@@ -15,7 +15,7 @@
         <w:pStyle w:val="Date"/>
       </w:pPr>
       <w:r>
-        <w:t xml:space="preserve">Last modified: 2026-10-16 02:19:08 (PDT)</w:t>
+        <w:t xml:space="preserve">Last modified: 2026-10-16 02:36:01 (PDT)</w:t>
       </w:r>
     </w:p>
     <w:p>
@@ -128,16 +128,21 @@
             <m:grow/>
           </m:dPr>
           <m:e>
-            <m:acc>
-              <m:accPr>
-                <m:chr m:val="̃"/>
-              </m:accPr>
+            <m:limLow>
               <m:e>
                 <m:r>
                   <m:t>X</m:t>
                 </m:r>
               </m:e>
-            </m:acc>
+              <m:lim>
+                <m:r>
+                  <m:rPr>
+                    <m:sty m:val="p"/>
+                  </m:rPr>
+                  <m:t>∼</m:t>
+                </m:r>
+              </m:lim>
+            </m:limLow>
           </m:e>
         </m:d>
         <m:r>
@@ -177,16 +182,21 @@
             <m:grow/>
           </m:dPr>
           <m:e>
-            <m:acc>
-              <m:accPr>
-                <m:chr m:val="̃"/>
-              </m:accPr>
+            <m:limLow>
               <m:e>
                 <m:r>
                   <m:t>x</m:t>
                 </m:r>
               </m:e>
-            </m:acc>
+              <m:lim>
+                <m:r>
+                  <m:rPr>
+                    <m:sty m:val="p"/>
+                  </m:rPr>
+                  <m:t>∼</m:t>
+                </m:r>
+              </m:lim>
+            </m:limLow>
           </m:e>
         </m:d>
         <m:r>
@@ -289,16 +299,21 @@
         <w:t xml:space="preserve"> </w:t>
       </w:r>
       <m:oMath>
-        <m:acc>
-          <m:accPr>
-            <m:chr m:val="̃"/>
-          </m:accPr>
+        <m:limLow>
           <m:e>
             <m:r>
               <m:t>X</m:t>
             </m:r>
           </m:e>
-        </m:acc>
+          <m:lim>
+            <m:r>
+              <m:rPr>
+                <m:sty m:val="p"/>
+              </m:rPr>
+              <m:t>∼</m:t>
+            </m:r>
+          </m:lim>
+        </m:limLow>
       </m:oMath>
       <w:r>
         <w:t xml:space="preserve"> </w:t>
@@ -352,16 +367,21 @@
             <m:grow/>
           </m:dPr>
           <m:e>
-            <m:acc>
-              <m:accPr>
-                <m:chr m:val="̃"/>
-              </m:accPr>
+            <m:limLow>
               <m:e>
                 <m:r>
                   <m:t>X</m:t>
                 </m:r>
               </m:e>
-            </m:acc>
+              <m:lim>
+                <m:r>
+                  <m:rPr>
+                    <m:sty m:val="p"/>
+                  </m:rPr>
+                  <m:t>∼</m:t>
+                </m:r>
+              </m:lim>
+            </m:limLow>
           </m:e>
         </m:d>
         <m:r>
@@ -408,16 +428,21 @@
         <w:t xml:space="preserve"> </w:t>
       </w:r>
       <m:oMath>
-        <m:acc>
-          <m:accPr>
-            <m:chr m:val="̃"/>
-          </m:accPr>
+        <m:limLow>
           <m:e>
             <m:r>
               <m:t>x</m:t>
             </m:r>
           </m:e>
-        </m:acc>
+          <m:lim>
+            <m:r>
+              <m:rPr>
+                <m:sty m:val="p"/>
+              </m:rPr>
+              <m:t>∼</m:t>
+            </m:r>
+          </m:lim>
+        </m:limLow>
       </m:oMath>
       <w:r>
         <w:t xml:space="preserve"> </w:t>
@@ -513,32 +538,42 @@
               <m:grow/>
             </m:dPr>
             <m:e>
-              <m:acc>
-                <m:accPr>
-                  <m:chr m:val="̃"/>
-                </m:accPr>
+              <m:limLow>
                 <m:e>
                   <m:r>
                     <m:t>X</m:t>
                   </m:r>
                 </m:e>
-              </m:acc>
+                <m:lim>
+                  <m:r>
+                    <m:rPr>
+                      <m:sty m:val="p"/>
+                    </m:rPr>
+                    <m:t>∼</m:t>
+                  </m:r>
+                </m:lim>
+              </m:limLow>
               <m:r>
                 <m:rPr>
                   <m:sty m:val="p"/>
                 </m:rPr>
                 <m:t>=</m:t>
               </m:r>
-              <m:acc>
-                <m:accPr>
-                  <m:chr m:val="̃"/>
-                </m:accPr>
+              <m:limLow>
                 <m:e>
                   <m:r>
                     <m:t>x</m:t>
                   </m:r>
                 </m:e>
-              </m:acc>
+                <m:lim>
+                  <m:r>
+                    <m:rPr>
+                      <m:sty m:val="p"/>
+                    </m:rPr>
+                    <m:t>∼</m:t>
+                  </m:r>
+                </m:lim>
+              </m:limLow>
               <m:r>
                 <m:rPr>
                   <m:sty m:val="p"/>
@@ -559,16 +594,21 @@
                   <m:grow/>
                 </m:dPr>
                 <m:e>
-                  <m:acc>
-                    <m:accPr>
-                      <m:chr m:val="̃"/>
-                    </m:accPr>
+                  <m:limLow>
                     <m:e>
                       <m:r>
                         <m:t>X</m:t>
                       </m:r>
                     </m:e>
-                  </m:acc>
+                    <m:lim>
+                      <m:r>
+                        <m:rPr>
+                          <m:sty m:val="p"/>
+                        </m:rPr>
+                        <m:t>∼</m:t>
+                      </m:r>
+                    </m:lim>
+                  </m:limLow>
                 </m:e>
               </m:d>
               <m:r>
@@ -648,16 +688,21 @@
                   <m:grow/>
                 </m:dPr>
                 <m:e>
-                  <m:acc>
-                    <m:accPr>
-                      <m:chr m:val="̃"/>
-                    </m:accPr>
+                  <m:limLow>
                     <m:e>
                       <m:r>
                         <m:t>X</m:t>
                       </m:r>
                     </m:e>
-                  </m:acc>
+                    <m:lim>
+                      <m:r>
+                        <m:rPr>
+                          <m:sty m:val="p"/>
+                        </m:rPr>
+                        <m:t>∼</m:t>
+                      </m:r>
+                    </m:lim>
+                  </m:limLow>
                 </m:e>
               </m:d>
               <m:r>
@@ -780,16 +825,21 @@
             <m:grow/>
           </m:dPr>
           <m:e>
-            <m:acc>
-              <m:accPr>
-                <m:chr m:val="̃"/>
-              </m:accPr>
+            <m:limLow>
               <m:e>
                 <m:r>
                   <m:t>X</m:t>
                 </m:r>
               </m:e>
-            </m:acc>
+              <m:lim>
+                <m:r>
+                  <m:rPr>
+                    <m:sty m:val="p"/>
+                  </m:rPr>
+                  <m:t>∼</m:t>
+                </m:r>
+              </m:lim>
+            </m:limLow>
           </m:e>
         </m:d>
         <m:r>
@@ -843,16 +893,21 @@
             <m:grow/>
           </m:dPr>
           <m:e>
-            <m:acc>
-              <m:accPr>
-                <m:chr m:val="̃"/>
-              </m:accPr>
+            <m:limLow>
               <m:e>
                 <m:r>
                   <m:t>X</m:t>
                 </m:r>
               </m:e>
-            </m:acc>
+              <m:lim>
+                <m:r>
+                  <m:rPr>
+                    <m:sty m:val="p"/>
+                  </m:rPr>
+                  <m:t>∼</m:t>
+                </m:r>
+              </m:lim>
+            </m:limLow>
           </m:e>
         </m:d>
         <m:r>
@@ -905,16 +960,21 @@
             <m:grow/>
           </m:dPr>
           <m:e>
-            <m:acc>
-              <m:accPr>
-                <m:chr m:val="̃"/>
-              </m:accPr>
+            <m:limLow>
               <m:e>
                 <m:r>
                   <m:t>X</m:t>
                 </m:r>
               </m:e>
-            </m:acc>
+              <m:lim>
+                <m:r>
+                  <m:rPr>
+                    <m:sty m:val="p"/>
+                  </m:rPr>
+                  <m:t>∼</m:t>
+                </m:r>
+              </m:lim>
+            </m:limLow>
           </m:e>
         </m:d>
         <m:r>
@@ -926,16 +986,21 @@
           </m:rPr>
           <m:t>=</m:t>
         </m:r>
-        <m:acc>
-          <m:accPr>
-            <m:chr m:val="̃"/>
-          </m:accPr>
+        <m:limLow>
           <m:e>
             <m:r>
               <m:t>X</m:t>
             </m:r>
           </m:e>
-        </m:acc>
+          <m:lim>
+            <m:r>
+              <m:rPr>
+                <m:sty m:val="p"/>
+              </m:rPr>
+              <m:t>∼</m:t>
+            </m:r>
+          </m:lim>
+        </m:limLow>
       </m:oMath>
       <w:r>
         <w:t xml:space="preserve">, is always sufficient but does not reduce the data;</w:t>
@@ -1027,16 +1092,21 @@
             <m:grow/>
           </m:dPr>
           <m:e>
-            <m:acc>
-              <m:accPr>
-                <m:chr m:val="̃"/>
-              </m:accPr>
+            <m:limLow>
               <m:e>
                 <m:r>
                   <m:t>x</m:t>
                 </m:r>
               </m:e>
-            </m:acc>
+              <m:lim>
+                <m:r>
+                  <m:rPr>
+                    <m:sty m:val="p"/>
+                  </m:rPr>
+                  <m:t>∼</m:t>
+                </m:r>
+              </m:lim>
+            </m:limLow>
             <m:r>
               <m:rPr>
                 <m:sty m:val="p"/>
@@ -1062,16 +1132,21 @@
         <w:t xml:space="preserve"> </w:t>
       </w:r>
       <m:oMath>
-        <m:acc>
-          <m:accPr>
-            <m:chr m:val="̃"/>
-          </m:accPr>
+        <m:limLow>
           <m:e>
             <m:r>
               <m:t>X</m:t>
             </m:r>
           </m:e>
-        </m:acc>
+          <m:lim>
+            <m:r>
+              <m:rPr>
+                <m:sty m:val="p"/>
+              </m:rPr>
+              <m:t>∼</m:t>
+            </m:r>
+          </m:lim>
+        </m:limLow>
       </m:oMath>
       <w:r>
         <w:t xml:space="preserve">.</w:t>
@@ -1100,16 +1175,21 @@
             <m:grow/>
           </m:dPr>
           <m:e>
-            <m:acc>
-              <m:accPr>
-                <m:chr m:val="̃"/>
-              </m:accPr>
+            <m:limLow>
               <m:e>
                 <m:r>
                   <m:t>X</m:t>
                 </m:r>
               </m:e>
-            </m:acc>
+              <m:lim>
+                <m:r>
+                  <m:rPr>
+                    <m:sty m:val="p"/>
+                  </m:rPr>
+                  <m:t>∼</m:t>
+                </m:r>
+              </m:lim>
+            </m:limLow>
           </m:e>
         </m:d>
         <m:r>
@@ -1191,16 +1271,21 @@
         <w:t xml:space="preserve"> </w:t>
       </w:r>
       <m:oMath>
-        <m:acc>
-          <m:accPr>
-            <m:chr m:val="̃"/>
-          </m:accPr>
+        <m:limLow>
           <m:e>
             <m:r>
               <m:t>x</m:t>
             </m:r>
           </m:e>
-        </m:acc>
+          <m:lim>
+            <m:r>
+              <m:rPr>
+                <m:sty m:val="p"/>
+              </m:rPr>
+              <m:t>∼</m:t>
+            </m:r>
+          </m:lim>
+        </m:limLow>
       </m:oMath>
       <w:r>
         <w:t xml:space="preserve"> </w:t>
@@ -1247,16 +1332,21 @@
               <m:grow/>
             </m:dPr>
             <m:e>
-              <m:acc>
-                <m:accPr>
-                  <m:chr m:val="̃"/>
-                </m:accPr>
+              <m:limLow>
                 <m:e>
                   <m:r>
                     <m:t>x</m:t>
                   </m:r>
                 </m:e>
-              </m:acc>
+                <m:lim>
+                  <m:r>
+                    <m:rPr>
+                      <m:sty m:val="p"/>
+                    </m:rPr>
+                    <m:t>∼</m:t>
+                  </m:r>
+                </m:lim>
+              </m:limLow>
               <m:r>
                 <m:rPr>
                   <m:sty m:val="p"/>
@@ -1305,16 +1395,21 @@
                   <m:grow/>
                 </m:dPr>
                 <m:e>
-                  <m:acc>
-                    <m:accPr>
-                      <m:chr m:val="̃"/>
-                    </m:accPr>
+                  <m:limLow>
                     <m:e>
                       <m:r>
                         <m:t>x</m:t>
                       </m:r>
                     </m:e>
-                  </m:acc>
+                    <m:lim>
+                      <m:r>
+                        <m:rPr>
+                          <m:sty m:val="p"/>
+                        </m:rPr>
+                        <m:t>∼</m:t>
+                      </m:r>
+                    </m:lim>
+                  </m:limLow>
                 </m:e>
               </m:d>
               <m:r>
@@ -1351,16 +1446,21 @@
               <m:grow/>
             </m:dPr>
             <m:e>
-              <m:acc>
-                <m:accPr>
-                  <m:chr m:val="̃"/>
-                </m:accPr>
+              <m:limLow>
                 <m:e>
                   <m:r>
                     <m:t>x</m:t>
                   </m:r>
                 </m:e>
-              </m:acc>
+                <m:lim>
+                  <m:r>
+                    <m:rPr>
+                      <m:sty m:val="p"/>
+                    </m:rPr>
+                    <m:t>∼</m:t>
+                  </m:r>
+                </m:lim>
+              </m:limLow>
             </m:e>
           </m:d>
           <m:r>
@@ -1413,16 +1513,21 @@
             <m:grow/>
           </m:dPr>
           <m:e>
-            <m:acc>
-              <m:accPr>
-                <m:chr m:val="̃"/>
-              </m:accPr>
+            <m:limLow>
               <m:e>
                 <m:r>
                   <m:t>x</m:t>
                 </m:r>
               </m:e>
-            </m:acc>
+              <m:lim>
+                <m:r>
+                  <m:rPr>
+                    <m:sty m:val="p"/>
+                  </m:rPr>
+                  <m:t>∼</m:t>
+                </m:r>
+              </m:lim>
+            </m:limLow>
           </m:e>
         </m:d>
         <m:r>
@@ -1469,16 +1574,21 @@
         <w:t xml:space="preserve"> </w:t>
       </w:r>
       <m:oMath>
-        <m:acc>
-          <m:accPr>
-            <m:chr m:val="̃"/>
-          </m:accPr>
+        <m:limLow>
           <m:e>
             <m:r>
               <m:t>x</m:t>
             </m:r>
           </m:e>
-        </m:acc>
+          <m:lim>
+            <m:r>
+              <m:rPr>
+                <m:sty m:val="p"/>
+              </m:rPr>
+              <m:t>∼</m:t>
+            </m:r>
+          </m:lim>
+        </m:limLow>
       </m:oMath>
       <w:r>
         <w:t xml:space="preserve"> </w:t>
@@ -1526,16 +1636,21 @@
             <m:grow/>
           </m:dPr>
           <m:e>
-            <m:acc>
-              <m:accPr>
-                <m:chr m:val="̃"/>
-              </m:accPr>
+            <m:limLow>
               <m:e>
                 <m:r>
                   <m:t>x</m:t>
                 </m:r>
               </m:e>
-            </m:acc>
+              <m:lim>
+                <m:r>
+                  <m:rPr>
+                    <m:sty m:val="p"/>
+                  </m:rPr>
+                  <m:t>∼</m:t>
+                </m:r>
+              </m:lim>
+            </m:limLow>
           </m:e>
         </m:d>
         <m:r>
@@ -1555,32 +1670,42 @@
         <w:t xml:space="preserve"> </w:t>
       </w:r>
       <m:oMath>
-        <m:acc>
-          <m:accPr>
-            <m:chr m:val="̃"/>
-          </m:accPr>
+        <m:limLow>
           <m:e>
             <m:r>
               <m:t>X</m:t>
             </m:r>
           </m:e>
-        </m:acc>
+          <m:lim>
+            <m:r>
+              <m:rPr>
+                <m:sty m:val="p"/>
+              </m:rPr>
+              <m:t>∼</m:t>
+            </m:r>
+          </m:lim>
+        </m:limLow>
         <m:r>
           <m:rPr>
             <m:sty m:val="p"/>
           </m:rPr>
           <m:t>=</m:t>
         </m:r>
-        <m:acc>
-          <m:accPr>
-            <m:chr m:val="̃"/>
-          </m:accPr>
+        <m:limLow>
           <m:e>
             <m:r>
               <m:t>x</m:t>
             </m:r>
           </m:e>
-        </m:acc>
+          <m:lim>
+            <m:r>
+              <m:rPr>
+                <m:sty m:val="p"/>
+              </m:rPr>
+              <m:t>∼</m:t>
+            </m:r>
+          </m:lim>
+        </m:limLow>
       </m:oMath>
       <w:r>
         <w:t xml:space="preserve"> </w:t>
@@ -1606,16 +1731,21 @@
             <m:grow/>
           </m:dPr>
           <m:e>
-            <m:acc>
-              <m:accPr>
-                <m:chr m:val="̃"/>
-              </m:accPr>
+            <m:limLow>
               <m:e>
                 <m:r>
                   <m:t>X</m:t>
                 </m:r>
               </m:e>
-            </m:acc>
+              <m:lim>
+                <m:r>
+                  <m:rPr>
+                    <m:sty m:val="p"/>
+                  </m:rPr>
+                  <m:t>∼</m:t>
+                </m:r>
+              </m:lim>
+            </m:limLow>
           </m:e>
         </m:d>
         <m:r>
@@ -1746,16 +1876,21 @@
                 <m:grow/>
               </m:dPr>
               <m:e>
-                <m:acc>
-                  <m:accPr>
-                    <m:chr m:val="̃"/>
-                  </m:accPr>
+                <m:limLow>
                   <m:e>
                     <m:r>
                       <m:t>X</m:t>
                     </m:r>
                   </m:e>
-                </m:acc>
+                  <m:lim>
+                    <m:r>
+                      <m:rPr>
+                        <m:sty m:val="p"/>
+                      </m:rPr>
+                      <m:t>∼</m:t>
+                    </m:r>
+                  </m:lim>
+                </m:limLow>
               </m:e>
             </m:d>
             <m:r>
@@ -1800,16 +1935,21 @@
             <m:grow/>
           </m:dPr>
           <m:e>
-            <m:acc>
-              <m:accPr>
-                <m:chr m:val="̃"/>
-              </m:accPr>
+            <m:limLow>
               <m:e>
                 <m:r>
                   <m:t>x</m:t>
                 </m:r>
               </m:e>
-            </m:acc>
+              <m:lim>
+                <m:r>
+                  <m:rPr>
+                    <m:sty m:val="p"/>
+                  </m:rPr>
+                  <m:t>∼</m:t>
+                </m:r>
+              </m:lim>
+            </m:limLow>
           </m:e>
         </m:d>
         <m:r>
@@ -1852,32 +1992,42 @@
             <m:grow/>
           </m:dPr>
           <m:e>
-            <m:acc>
-              <m:accPr>
-                <m:chr m:val="̃"/>
-              </m:accPr>
+            <m:limLow>
               <m:e>
                 <m:r>
                   <m:t>X</m:t>
                 </m:r>
               </m:e>
-            </m:acc>
+              <m:lim>
+                <m:r>
+                  <m:rPr>
+                    <m:sty m:val="p"/>
+                  </m:rPr>
+                  <m:t>∼</m:t>
+                </m:r>
+              </m:lim>
+            </m:limLow>
             <m:r>
               <m:rPr>
                 <m:sty m:val="p"/>
               </m:rPr>
               <m:t>=</m:t>
             </m:r>
-            <m:acc>
-              <m:accPr>
-                <m:chr m:val="̃"/>
-              </m:accPr>
+            <m:limLow>
               <m:e>
                 <m:r>
                   <m:t>x</m:t>
                 </m:r>
               </m:e>
-            </m:acc>
+              <m:lim>
+                <m:r>
+                  <m:rPr>
+                    <m:sty m:val="p"/>
+                  </m:rPr>
+                  <m:t>∼</m:t>
+                </m:r>
+              </m:lim>
+            </m:limLow>
             <m:r>
               <m:rPr>
                 <m:sty m:val="p"/>
@@ -1898,16 +2048,21 @@
                 <m:grow/>
               </m:dPr>
               <m:e>
-                <m:acc>
-                  <m:accPr>
-                    <m:chr m:val="̃"/>
-                  </m:accPr>
+                <m:limLow>
                   <m:e>
                     <m:r>
                       <m:t>X</m:t>
                     </m:r>
                   </m:e>
-                </m:acc>
+                  <m:lim>
+                    <m:r>
+                      <m:rPr>
+                        <m:sty m:val="p"/>
+                      </m:rPr>
+                      <m:t>∼</m:t>
+                    </m:r>
+                  </m:lim>
+                </m:limLow>
               </m:e>
             </m:d>
             <m:r>
@@ -1992,16 +2147,21 @@
                 <m:grow/>
               </m:dPr>
               <m:e>
-                <m:acc>
-                  <m:accPr>
-                    <m:chr m:val="̃"/>
-                  </m:accPr>
+                <m:limLow>
                   <m:e>
                     <m:r>
                       <m:t>X</m:t>
                     </m:r>
                   </m:e>
-                </m:acc>
+                  <m:lim>
+                    <m:r>
+                      <m:rPr>
+                        <m:sty m:val="p"/>
+                      </m:rPr>
+                      <m:t>∼</m:t>
+                    </m:r>
+                  </m:lim>
+                </m:limLow>
               </m:e>
             </m:d>
             <m:r>
@@ -2072,16 +2232,21 @@
             <m:grow/>
           </m:dPr>
           <m:e>
-            <m:acc>
-              <m:accPr>
-                <m:chr m:val="̃"/>
-              </m:accPr>
+            <m:limLow>
               <m:e>
                 <m:r>
                   <m:t>x</m:t>
                 </m:r>
               </m:e>
-            </m:acc>
+              <m:lim>
+                <m:r>
+                  <m:rPr>
+                    <m:sty m:val="p"/>
+                  </m:rPr>
+                  <m:t>∼</m:t>
+                </m:r>
+              </m:lim>
+            </m:limLow>
           </m:e>
         </m:d>
         <m:r>
@@ -2158,16 +2323,21 @@
                 <m:grow/>
               </m:dPr>
               <m:e>
-                <m:acc>
-                  <m:accPr>
-                    <m:chr m:val="̃"/>
-                  </m:accPr>
+                <m:limLow>
                   <m:e>
                     <m:r>
                       <m:t>X</m:t>
                     </m:r>
                   </m:e>
-                </m:acc>
+                  <m:lim>
+                    <m:r>
+                      <m:rPr>
+                        <m:sty m:val="p"/>
+                      </m:rPr>
+                      <m:t>∼</m:t>
+                    </m:r>
+                  </m:lim>
+                </m:limLow>
               </m:e>
             </m:d>
             <m:r>
@@ -2232,16 +2402,21 @@
             <m:grow/>
           </m:dPr>
           <m:e>
-            <m:acc>
-              <m:accPr>
-                <m:chr m:val="̃"/>
-              </m:accPr>
+            <m:limLow>
               <m:e>
                 <m:r>
                   <m:t>x</m:t>
                 </m:r>
               </m:e>
-            </m:acc>
+              <m:lim>
+                <m:r>
+                  <m:rPr>
+                    <m:sty m:val="p"/>
+                  </m:rPr>
+                  <m:t>∼</m:t>
+                </m:r>
+              </m:lim>
+            </m:limLow>
           </m:e>
         </m:d>
         <m:r>
@@ -2337,16 +2512,21 @@
                 <m:grow/>
               </m:dPr>
               <m:e>
-                <m:acc>
-                  <m:accPr>
-                    <m:chr m:val="̃"/>
-                  </m:accPr>
+                <m:limLow>
                   <m:e>
                     <m:r>
                       <m:t>X</m:t>
                     </m:r>
                   </m:e>
-                </m:acc>
+                  <m:lim>
+                    <m:r>
+                      <m:rPr>
+                        <m:sty m:val="p"/>
+                      </m:rPr>
+                      <m:t>∼</m:t>
+                    </m:r>
+                  </m:lim>
+                </m:limLow>
               </m:e>
             </m:d>
             <m:r>
@@ -2403,32 +2583,42 @@
         <w:t xml:space="preserve"> </w:t>
       </w:r>
       <m:oMath>
-        <m:acc>
-          <m:accPr>
-            <m:chr m:val="̃"/>
-          </m:accPr>
+        <m:limLow>
           <m:e>
             <m:r>
               <m:t>X</m:t>
             </m:r>
           </m:e>
-        </m:acc>
+          <m:lim>
+            <m:r>
+              <m:rPr>
+                <m:sty m:val="p"/>
+              </m:rPr>
+              <m:t>∼</m:t>
+            </m:r>
+          </m:lim>
+        </m:limLow>
         <m:r>
           <m:rPr>
             <m:sty m:val="p"/>
           </m:rPr>
           <m:t>=</m:t>
         </m:r>
-        <m:acc>
-          <m:accPr>
-            <m:chr m:val="̃"/>
-          </m:accPr>
+        <m:limLow>
           <m:e>
             <m:r>
               <m:t>x</m:t>
             </m:r>
           </m:e>
-        </m:acc>
+          <m:lim>
+            <m:r>
+              <m:rPr>
+                <m:sty m:val="p"/>
+              </m:rPr>
+              <m:t>∼</m:t>
+            </m:r>
+          </m:lim>
+        </m:limLow>
       </m:oMath>
       <w:r>
         <w:t xml:space="preserve"> </w:t>
@@ -2454,16 +2644,21 @@
             <m:grow/>
           </m:dPr>
           <m:e>
-            <m:acc>
-              <m:accPr>
-                <m:chr m:val="̃"/>
-              </m:accPr>
+            <m:limLow>
               <m:e>
                 <m:r>
                   <m:t>X</m:t>
                 </m:r>
               </m:e>
-            </m:acc>
+              <m:lim>
+                <m:r>
+                  <m:rPr>
+                    <m:sty m:val="p"/>
+                  </m:rPr>
+                  <m:t>∼</m:t>
+                </m:r>
+              </m:lim>
+            </m:limLow>
           </m:e>
         </m:d>
         <m:r>
@@ -2528,16 +2723,21 @@
                   <m:grow/>
                 </m:dPr>
                 <m:e>
-                  <m:acc>
-                    <m:accPr>
-                      <m:chr m:val="̃"/>
-                    </m:accPr>
+                  <m:limLow>
                     <m:e>
                       <m:r>
                         <m:t>x</m:t>
                       </m:r>
                     </m:e>
-                  </m:acc>
+                    <m:lim>
+                      <m:r>
+                        <m:rPr>
+                          <m:sty m:val="p"/>
+                        </m:rPr>
+                        <m:t>∼</m:t>
+                      </m:r>
+                    </m:lim>
+                  </m:limLow>
                   <m:r>
                     <m:rPr>
                       <m:sty m:val="p"/>
@@ -2587,32 +2787,42 @@
                   <m:grow/>
                 </m:dPr>
                 <m:e>
-                  <m:acc>
-                    <m:accPr>
-                      <m:chr m:val="̃"/>
-                    </m:accPr>
+                  <m:limLow>
                     <m:e>
                       <m:r>
                         <m:t>X</m:t>
                       </m:r>
                     </m:e>
-                  </m:acc>
+                    <m:lim>
+                      <m:r>
+                        <m:rPr>
+                          <m:sty m:val="p"/>
+                        </m:rPr>
+                        <m:t>∼</m:t>
+                      </m:r>
+                    </m:lim>
+                  </m:limLow>
                   <m:r>
                     <m:rPr>
                       <m:sty m:val="p"/>
                     </m:rPr>
                     <m:t>=</m:t>
                   </m:r>
-                  <m:acc>
-                    <m:accPr>
-                      <m:chr m:val="̃"/>
-                    </m:accPr>
+                  <m:limLow>
                     <m:e>
                       <m:r>
                         <m:t>x</m:t>
                       </m:r>
                     </m:e>
-                  </m:acc>
+                    <m:lim>
+                      <m:r>
+                        <m:rPr>
+                          <m:sty m:val="p"/>
+                        </m:rPr>
+                        <m:t>∼</m:t>
+                      </m:r>
+                    </m:lim>
+                  </m:limLow>
                 </m:e>
               </m:d>
               <m:r>
@@ -2668,32 +2878,42 @@
                   <m:grow/>
                 </m:dPr>
                 <m:e>
-                  <m:acc>
-                    <m:accPr>
-                      <m:chr m:val="̃"/>
-                    </m:accPr>
+                  <m:limLow>
                     <m:e>
                       <m:r>
                         <m:t>X</m:t>
                       </m:r>
                     </m:e>
-                  </m:acc>
+                    <m:lim>
+                      <m:r>
+                        <m:rPr>
+                          <m:sty m:val="p"/>
+                        </m:rPr>
+                        <m:t>∼</m:t>
+                      </m:r>
+                    </m:lim>
+                  </m:limLow>
                   <m:r>
                     <m:rPr>
                       <m:sty m:val="p"/>
                     </m:rPr>
                     <m:t>=</m:t>
                   </m:r>
-                  <m:acc>
-                    <m:accPr>
-                      <m:chr m:val="̃"/>
-                    </m:accPr>
+                  <m:limLow>
                     <m:e>
                       <m:r>
                         <m:t>x</m:t>
                       </m:r>
                     </m:e>
-                  </m:acc>
+                    <m:lim>
+                      <m:r>
+                        <m:rPr>
+                          <m:sty m:val="p"/>
+                        </m:rPr>
+                        <m:t>∼</m:t>
+                      </m:r>
+                    </m:lim>
+                  </m:limLow>
                   <m:r>
                     <m:rPr>
                       <m:sty m:val="p"/>
@@ -2717,16 +2937,21 @@
                       <m:grow/>
                     </m:dPr>
                     <m:e>
-                      <m:acc>
-                        <m:accPr>
-                          <m:chr m:val="̃"/>
-                        </m:accPr>
+                      <m:limLow>
                         <m:e>
                           <m:r>
                             <m:t>X</m:t>
                           </m:r>
                         </m:e>
-                      </m:acc>
+                        <m:lim>
+                          <m:r>
+                            <m:rPr>
+                              <m:sty m:val="p"/>
+                            </m:rPr>
+                            <m:t>∼</m:t>
+                          </m:r>
+                        </m:lim>
+                      </m:limLow>
                     </m:e>
                   </m:d>
                   <m:r>
@@ -2810,16 +3035,21 @@
                       <m:grow/>
                     </m:dPr>
                     <m:e>
-                      <m:acc>
-                        <m:accPr>
-                          <m:chr m:val="̃"/>
-                        </m:accPr>
+                      <m:limLow>
                         <m:e>
                           <m:r>
                             <m:t>X</m:t>
                           </m:r>
                         </m:e>
-                      </m:acc>
+                        <m:lim>
+                          <m:r>
+                            <m:rPr>
+                              <m:sty m:val="p"/>
+                            </m:rPr>
+                            <m:t>∼</m:t>
+                          </m:r>
+                        </m:lim>
+                      </m:limLow>
                     </m:e>
                   </m:d>
                   <m:r>
@@ -2868,32 +3098,42 @@
                   <m:grow/>
                 </m:dPr>
                 <m:e>
-                  <m:acc>
-                    <m:accPr>
-                      <m:chr m:val="̃"/>
-                    </m:accPr>
+                  <m:limLow>
                     <m:e>
                       <m:r>
                         <m:t>X</m:t>
                       </m:r>
                     </m:e>
-                  </m:acc>
+                    <m:lim>
+                      <m:r>
+                        <m:rPr>
+                          <m:sty m:val="p"/>
+                        </m:rPr>
+                        <m:t>∼</m:t>
+                      </m:r>
+                    </m:lim>
+                  </m:limLow>
                   <m:r>
                     <m:rPr>
                       <m:sty m:val="p"/>
                     </m:rPr>
                     <m:t>=</m:t>
                   </m:r>
-                  <m:acc>
-                    <m:accPr>
-                      <m:chr m:val="̃"/>
-                    </m:accPr>
+                  <m:limLow>
                     <m:e>
                       <m:r>
                         <m:t>x</m:t>
                       </m:r>
                     </m:e>
-                  </m:acc>
+                    <m:lim>
+                      <m:r>
+                        <m:rPr>
+                          <m:sty m:val="p"/>
+                        </m:rPr>
+                        <m:t>∼</m:t>
+                      </m:r>
+                    </m:lim>
+                  </m:limLow>
                   <m:r>
                     <m:rPr>
                       <m:sty m:val="p"/>
@@ -2914,16 +3154,21 @@
                       <m:grow/>
                     </m:dPr>
                     <m:e>
-                      <m:acc>
-                        <m:accPr>
-                          <m:chr m:val="̃"/>
-                        </m:accPr>
+                      <m:limLow>
                         <m:e>
                           <m:r>
                             <m:t>X</m:t>
                           </m:r>
                         </m:e>
-                      </m:acc>
+                        <m:lim>
+                          <m:r>
+                            <m:rPr>
+                              <m:sty m:val="p"/>
+                            </m:rPr>
+                            <m:t>∼</m:t>
+                          </m:r>
+                        </m:lim>
+                      </m:limLow>
                     </m:e>
                   </m:d>
                   <m:r>
@@ -3015,16 +3260,21 @@
                   <m:grow/>
                 </m:dPr>
                 <m:e>
-                  <m:acc>
-                    <m:accPr>
-                      <m:chr m:val="̃"/>
-                    </m:accPr>
+                  <m:limLow>
                     <m:e>
                       <m:r>
                         <m:t>x</m:t>
                       </m:r>
                     </m:e>
-                  </m:acc>
+                    <m:lim>
+                      <m:r>
+                        <m:rPr>
+                          <m:sty m:val="p"/>
+                        </m:rPr>
+                        <m:t>∼</m:t>
+                      </m:r>
+                    </m:lim>
+                  </m:limLow>
                 </m:e>
               </m:d>
               <m:r>
@@ -3160,16 +3410,21 @@
                 <m:grow/>
               </m:dPr>
               <m:e>
-                <m:acc>
-                  <m:accPr>
-                    <m:chr m:val="̃"/>
-                  </m:accPr>
+                <m:limLow>
                   <m:e>
                     <m:r>
                       <m:t>X</m:t>
                     </m:r>
                   </m:e>
-                </m:acc>
+                  <m:lim>
+                    <m:r>
+                      <m:rPr>
+                        <m:sty m:val="p"/>
+                      </m:rPr>
+                      <m:t>∼</m:t>
+                    </m:r>
+                  </m:lim>
+                </m:limLow>
               </m:e>
             </m:d>
             <m:r>
@@ -3226,16 +3481,21 @@
             <m:grow/>
           </m:dPr>
           <m:e>
-            <m:acc>
-              <m:accPr>
-                <m:chr m:val="̃"/>
-              </m:accPr>
+            <m:limLow>
               <m:e>
                 <m:r>
                   <m:t>X</m:t>
                 </m:r>
               </m:e>
-            </m:acc>
+              <m:lim>
+                <m:r>
+                  <m:rPr>
+                    <m:sty m:val="p"/>
+                  </m:rPr>
+                  <m:t>∼</m:t>
+                </m:r>
+              </m:lim>
+            </m:limLow>
           </m:e>
         </m:d>
         <m:r>
@@ -3261,32 +3521,42 @@
         <w:t xml:space="preserve"> </w:t>
       </w:r>
       <m:oMath>
-        <m:acc>
-          <m:accPr>
-            <m:chr m:val="̃"/>
-          </m:accPr>
+        <m:limLow>
           <m:e>
             <m:r>
               <m:t>X</m:t>
             </m:r>
           </m:e>
-        </m:acc>
+          <m:lim>
+            <m:r>
+              <m:rPr>
+                <m:sty m:val="p"/>
+              </m:rPr>
+              <m:t>∼</m:t>
+            </m:r>
+          </m:lim>
+        </m:limLow>
         <m:r>
           <m:rPr>
             <m:sty m:val="p"/>
           </m:rPr>
           <m:t>=</m:t>
         </m:r>
-        <m:acc>
-          <m:accPr>
-            <m:chr m:val="̃"/>
-          </m:accPr>
+        <m:limLow>
           <m:e>
             <m:r>
               <m:t>y</m:t>
             </m:r>
           </m:e>
-        </m:acc>
+          <m:lim>
+            <m:r>
+              <m:rPr>
+                <m:sty m:val="p"/>
+              </m:rPr>
+              <m:t>∼</m:t>
+            </m:r>
+          </m:lim>
+        </m:limLow>
       </m:oMath>
       <w:r>
         <w:t xml:space="preserve"> </w:t>
@@ -3298,16 +3568,21 @@
         <w:t xml:space="preserve"> </w:t>
       </w:r>
       <m:oMath>
-        <m:acc>
-          <m:accPr>
-            <m:chr m:val="̃"/>
-          </m:accPr>
+        <m:limLow>
           <m:e>
             <m:r>
               <m:t>y</m:t>
             </m:r>
           </m:e>
-        </m:acc>
+          <m:lim>
+            <m:r>
+              <m:rPr>
+                <m:sty m:val="p"/>
+              </m:rPr>
+              <m:t>∼</m:t>
+            </m:r>
+          </m:lim>
+        </m:limLow>
       </m:oMath>
       <w:r>
         <w:t xml:space="preserve"> </w:t>
@@ -3333,16 +3608,21 @@
             <m:grow/>
           </m:dPr>
           <m:e>
-            <m:acc>
-              <m:accPr>
-                <m:chr m:val="̃"/>
-              </m:accPr>
+            <m:limLow>
               <m:e>
                 <m:r>
                   <m:t>y</m:t>
                 </m:r>
               </m:e>
-            </m:acc>
+              <m:lim>
+                <m:r>
+                  <m:rPr>
+                    <m:sty m:val="p"/>
+                  </m:rPr>
+                  <m:t>∼</m:t>
+                </m:r>
+              </m:lim>
+            </m:limLow>
           </m:e>
         </m:d>
         <m:r>
@@ -3413,16 +3693,21 @@
                       <m:grow/>
                     </m:dPr>
                     <m:e>
-                      <m:acc>
-                        <m:accPr>
-                          <m:chr m:val="̃"/>
-                        </m:accPr>
+                      <m:limLow>
                         <m:e>
                           <m:r>
                             <m:t>X</m:t>
                           </m:r>
                         </m:e>
-                      </m:acc>
+                        <m:lim>
+                          <m:r>
+                            <m:rPr>
+                              <m:sty m:val="p"/>
+                            </m:rPr>
+                            <m:t>∼</m:t>
+                          </m:r>
+                        </m:lim>
+                      </m:limLow>
                     </m:e>
                   </m:d>
                   <m:r>
@@ -3459,16 +3744,21 @@
                   <m:supHide m:val="on"/>
                 </m:naryPr>
                 <m:sub>
-                  <m:acc>
-                    <m:accPr>
-                      <m:chr m:val="̃"/>
-                    </m:accPr>
+                  <m:limLow>
                     <m:e>
                       <m:r>
                         <m:t>y</m:t>
                       </m:r>
                     </m:e>
-                  </m:acc>
+                    <m:lim>
+                      <m:r>
+                        <m:rPr>
+                          <m:sty m:val="p"/>
+                        </m:rPr>
+                        <m:t>∼</m:t>
+                      </m:r>
+                    </m:lim>
+                  </m:limLow>
                   <m:r>
                     <m:rPr>
                       <m:sty m:val="p"/>
@@ -3492,16 +3782,21 @@
                       <m:grow/>
                     </m:dPr>
                     <m:e>
-                      <m:acc>
-                        <m:accPr>
-                          <m:chr m:val="̃"/>
-                        </m:accPr>
+                      <m:limLow>
                         <m:e>
                           <m:r>
                             <m:t>y</m:t>
                           </m:r>
                         </m:e>
-                      </m:acc>
+                        <m:lim>
+                          <m:r>
+                            <m:rPr>
+                              <m:sty m:val="p"/>
+                            </m:rPr>
+                            <m:t>∼</m:t>
+                          </m:r>
+                        </m:lim>
+                      </m:limLow>
                     </m:e>
                   </m:d>
                   <m:r>
@@ -3542,16 +3837,21 @@
                   <m:grow/>
                 </m:dPr>
                 <m:e>
-                  <m:acc>
-                    <m:accPr>
-                      <m:chr m:val="̃"/>
-                    </m:accPr>
+                  <m:limLow>
                     <m:e>
                       <m:r>
                         <m:t>y</m:t>
                       </m:r>
                     </m:e>
-                  </m:acc>
+                    <m:lim>
+                      <m:r>
+                        <m:rPr>
+                          <m:sty m:val="p"/>
+                        </m:rPr>
+                        <m:t>∼</m:t>
+                      </m:r>
+                    </m:lim>
+                  </m:limLow>
                   <m:r>
                     <m:rPr>
                       <m:sty m:val="p"/>
@@ -3598,16 +3898,21 @@
                   <m:supHide m:val="on"/>
                 </m:naryPr>
                 <m:sub>
-                  <m:acc>
-                    <m:accPr>
-                      <m:chr m:val="̃"/>
-                    </m:accPr>
+                  <m:limLow>
                     <m:e>
                       <m:r>
                         <m:t>y</m:t>
                       </m:r>
                     </m:e>
-                  </m:acc>
+                    <m:lim>
+                      <m:r>
+                        <m:rPr>
+                          <m:sty m:val="p"/>
+                        </m:rPr>
+                        <m:t>∼</m:t>
+                      </m:r>
+                    </m:lim>
+                  </m:limLow>
                   <m:r>
                     <m:rPr>
                       <m:sty m:val="p"/>
@@ -3631,16 +3936,21 @@
                       <m:grow/>
                     </m:dPr>
                     <m:e>
-                      <m:acc>
-                        <m:accPr>
-                          <m:chr m:val="̃"/>
-                        </m:accPr>
+                      <m:limLow>
                         <m:e>
                           <m:r>
                             <m:t>y</m:t>
                           </m:r>
                         </m:e>
-                      </m:acc>
+                        <m:lim>
+                          <m:r>
+                            <m:rPr>
+                              <m:sty m:val="p"/>
+                            </m:rPr>
+                            <m:t>∼</m:t>
+                          </m:r>
+                        </m:lim>
+                      </m:limLow>
                     </m:e>
                   </m:d>
                   <m:r>
@@ -3692,16 +4002,21 @@
                       <m:grow/>
                     </m:dPr>
                     <m:e>
-                      <m:acc>
-                        <m:accPr>
-                          <m:chr m:val="̃"/>
-                        </m:accPr>
+                      <m:limLow>
                         <m:e>
                           <m:r>
                             <m:t>y</m:t>
                           </m:r>
                         </m:e>
-                      </m:acc>
+                        <m:lim>
+                          <m:r>
+                            <m:rPr>
+                              <m:sty m:val="p"/>
+                            </m:rPr>
+                            <m:t>∼</m:t>
+                          </m:r>
+                        </m:lim>
+                      </m:limLow>
                     </m:e>
                   </m:d>
                   <m:r>
@@ -3738,16 +4053,21 @@
                   <m:grow/>
                 </m:dPr>
                 <m:e>
-                  <m:acc>
-                    <m:accPr>
-                      <m:chr m:val="̃"/>
-                    </m:accPr>
+                  <m:limLow>
                     <m:e>
                       <m:r>
                         <m:t>y</m:t>
                       </m:r>
                     </m:e>
-                  </m:acc>
+                    <m:lim>
+                      <m:r>
+                        <m:rPr>
+                          <m:sty m:val="p"/>
+                        </m:rPr>
+                        <m:t>∼</m:t>
+                      </m:r>
+                    </m:lim>
+                  </m:limLow>
                 </m:e>
               </m:d>
               <m:r>
@@ -3785,16 +4105,21 @@
                   <m:supHide m:val="on"/>
                 </m:naryPr>
                 <m:sub>
-                  <m:acc>
-                    <m:accPr>
-                      <m:chr m:val="̃"/>
-                    </m:accPr>
+                  <m:limLow>
                     <m:e>
                       <m:r>
                         <m:t>y</m:t>
                       </m:r>
                     </m:e>
-                  </m:acc>
+                    <m:lim>
+                      <m:r>
+                        <m:rPr>
+                          <m:sty m:val="p"/>
+                        </m:rPr>
+                        <m:t>∼</m:t>
+                      </m:r>
+                    </m:lim>
+                  </m:limLow>
                   <m:r>
                     <m:rPr>
                       <m:sty m:val="p"/>
@@ -3818,16 +4143,21 @@
                       <m:grow/>
                     </m:dPr>
                     <m:e>
-                      <m:acc>
-                        <m:accPr>
-                          <m:chr m:val="̃"/>
-                        </m:accPr>
+                      <m:limLow>
                         <m:e>
                           <m:r>
                             <m:t>y</m:t>
                           </m:r>
                         </m:e>
-                      </m:acc>
+                        <m:lim>
+                          <m:r>
+                            <m:rPr>
+                              <m:sty m:val="p"/>
+                            </m:rPr>
+                            <m:t>∼</m:t>
+                          </m:r>
+                        </m:lim>
+                      </m:limLow>
                     </m:e>
                   </m:d>
                   <m:r>
@@ -3899,16 +4229,21 @@
                   <m:grow/>
                 </m:dPr>
                 <m:e>
-                  <m:acc>
-                    <m:accPr>
-                      <m:chr m:val="̃"/>
-                    </m:accPr>
+                  <m:limLow>
                     <m:e>
                       <m:r>
                         <m:t>y</m:t>
                       </m:r>
                     </m:e>
-                  </m:acc>
+                    <m:lim>
+                      <m:r>
+                        <m:rPr>
+                          <m:sty m:val="p"/>
+                        </m:rPr>
+                        <m:t>∼</m:t>
+                      </m:r>
+                    </m:lim>
+                  </m:limLow>
                 </m:e>
               </m:d>
               <m:r>
@@ -3941,16 +4276,21 @@
                   <m:grow/>
                 </m:dPr>
                 <m:e>
-                  <m:acc>
-                    <m:accPr>
-                      <m:chr m:val="̃"/>
-                    </m:accPr>
+                  <m:limLow>
                     <m:e>
                       <m:r>
                         <m:t>y</m:t>
                       </m:r>
                     </m:e>
-                  </m:acc>
+                    <m:lim>
+                      <m:r>
+                        <m:rPr>
+                          <m:sty m:val="p"/>
+                        </m:rPr>
+                        <m:t>∼</m:t>
+                      </m:r>
+                    </m:lim>
+                  </m:limLow>
                 </m:e>
               </m:d>
               <m:r>
@@ -4022,16 +4362,21 @@
                   <m:supHide m:val="on"/>
                 </m:naryPr>
                 <m:sub>
-                  <m:acc>
-                    <m:accPr>
-                      <m:chr m:val="̃"/>
-                    </m:accPr>
+                  <m:limLow>
                     <m:e>
                       <m:r>
                         <m:t>y</m:t>
                       </m:r>
                     </m:e>
-                  </m:acc>
+                    <m:lim>
+                      <m:r>
+                        <m:rPr>
+                          <m:sty m:val="p"/>
+                        </m:rPr>
+                        <m:t>∼</m:t>
+                      </m:r>
+                    </m:lim>
+                  </m:limLow>
                   <m:r>
                     <m:rPr>
                       <m:sty m:val="p"/>
@@ -4055,16 +4400,21 @@
                       <m:grow/>
                     </m:dPr>
                     <m:e>
-                      <m:acc>
-                        <m:accPr>
-                          <m:chr m:val="̃"/>
-                        </m:accPr>
+                      <m:limLow>
                         <m:e>
                           <m:r>
                             <m:t>y</m:t>
                           </m:r>
                         </m:e>
-                      </m:acc>
+                        <m:lim>
+                          <m:r>
+                            <m:rPr>
+                              <m:sty m:val="p"/>
+                            </m:rPr>
+                            <m:t>∼</m:t>
+                          </m:r>
+                        </m:lim>
+                      </m:limLow>
                     </m:e>
                   </m:d>
                   <m:r>
@@ -4102,16 +4452,21 @@
                   <m:grow/>
                 </m:dPr>
                 <m:e>
-                  <m:acc>
-                    <m:accPr>
-                      <m:chr m:val="̃"/>
-                    </m:accPr>
+                  <m:limLow>
                     <m:e>
                       <m:r>
                         <m:t>y</m:t>
                       </m:r>
                     </m:e>
-                  </m:acc>
+                    <m:lim>
+                      <m:r>
+                        <m:rPr>
+                          <m:sty m:val="p"/>
+                        </m:rPr>
+                        <m:t>∼</m:t>
+                      </m:r>
+                    </m:lim>
+                  </m:limLow>
                 </m:e>
               </m:d>
               <m:r>
@@ -4200,16 +4555,21 @@
         <w:t xml:space="preserve"> </w:t>
       </w:r>
       <m:oMath>
-        <m:acc>
-          <m:accPr>
-            <m:chr m:val="̃"/>
-          </m:accPr>
+        <m:limLow>
           <m:e>
             <m:r>
               <m:t>x</m:t>
             </m:r>
           </m:e>
-        </m:acc>
+          <m:lim>
+            <m:r>
+              <m:rPr>
+                <m:sty m:val="p"/>
+              </m:rPr>
+              <m:t>∼</m:t>
+            </m:r>
+          </m:lim>
+        </m:limLow>
       </m:oMath>
       <w:r>
         <w:t xml:space="preserve"> </w:t>
@@ -4235,16 +4595,21 @@
             <m:grow/>
           </m:dPr>
           <m:e>
-            <m:acc>
-              <m:accPr>
-                <m:chr m:val="̃"/>
-              </m:accPr>
+            <m:limLow>
               <m:e>
                 <m:r>
                   <m:t>x</m:t>
                 </m:r>
               </m:e>
-            </m:acc>
+              <m:lim>
+                <m:r>
+                  <m:rPr>
+                    <m:sty m:val="p"/>
+                  </m:rPr>
+                  <m:t>∼</m:t>
+                </m:r>
+              </m:lim>
+            </m:limLow>
           </m:e>
         </m:d>
         <m:r>
@@ -4301,32 +4666,42 @@
                   <m:grow/>
                 </m:dPr>
                 <m:e>
-                  <m:acc>
-                    <m:accPr>
-                      <m:chr m:val="̃"/>
-                    </m:accPr>
+                  <m:limLow>
                     <m:e>
                       <m:r>
                         <m:t>X</m:t>
                       </m:r>
                     </m:e>
-                  </m:acc>
+                    <m:lim>
+                      <m:r>
+                        <m:rPr>
+                          <m:sty m:val="p"/>
+                        </m:rPr>
+                        <m:t>∼</m:t>
+                      </m:r>
+                    </m:lim>
+                  </m:limLow>
                   <m:r>
                     <m:rPr>
                       <m:sty m:val="p"/>
                     </m:rPr>
                     <m:t>=</m:t>
                   </m:r>
-                  <m:acc>
-                    <m:accPr>
-                      <m:chr m:val="̃"/>
-                    </m:accPr>
+                  <m:limLow>
                     <m:e>
                       <m:r>
                         <m:t>x</m:t>
                       </m:r>
                     </m:e>
-                  </m:acc>
+                    <m:lim>
+                      <m:r>
+                        <m:rPr>
+                          <m:sty m:val="p"/>
+                        </m:rPr>
+                        <m:t>∼</m:t>
+                      </m:r>
+                    </m:lim>
+                  </m:limLow>
                   <m:r>
                     <m:rPr>
                       <m:sty m:val="p"/>
@@ -4347,16 +4722,21 @@
                       <m:grow/>
                     </m:dPr>
                     <m:e>
-                      <m:acc>
-                        <m:accPr>
-                          <m:chr m:val="̃"/>
-                        </m:accPr>
+                      <m:limLow>
                         <m:e>
                           <m:r>
                             <m:t>X</m:t>
                           </m:r>
                         </m:e>
-                      </m:acc>
+                        <m:lim>
+                          <m:r>
+                            <m:rPr>
+                              <m:sty m:val="p"/>
+                            </m:rPr>
+                            <m:t>∼</m:t>
+                          </m:r>
+                        </m:lim>
+                      </m:limLow>
                     </m:e>
                   </m:d>
                   <m:r>
@@ -4407,16 +4787,21 @@
                       <m:grow/>
                     </m:dPr>
                     <m:e>
-                      <m:acc>
-                        <m:accPr>
-                          <m:chr m:val="̃"/>
-                        </m:accPr>
+                      <m:limLow>
                         <m:e>
                           <m:r>
                             <m:t>x</m:t>
                           </m:r>
                         </m:e>
-                      </m:acc>
+                        <m:lim>
+                          <m:r>
+                            <m:rPr>
+                              <m:sty m:val="p"/>
+                            </m:rPr>
+                            <m:t>∼</m:t>
+                          </m:r>
+                        </m:lim>
+                      </m:limLow>
                       <m:r>
                         <m:rPr>
                           <m:sty m:val="p"/>
@@ -4473,16 +4858,21 @@
                           <m:grow/>
                         </m:dPr>
                         <m:e>
-                          <m:acc>
-                            <m:accPr>
-                              <m:chr m:val="̃"/>
-                            </m:accPr>
+                          <m:limLow>
                             <m:e>
                               <m:r>
                                 <m:t>X</m:t>
                               </m:r>
                             </m:e>
-                          </m:acc>
+                            <m:lim>
+                              <m:r>
+                                <m:rPr>
+                                  <m:sty m:val="p"/>
+                                </m:rPr>
+                                <m:t>∼</m:t>
+                              </m:r>
+                            </m:lim>
+                          </m:limLow>
                         </m:e>
                       </m:d>
                       <m:r>
@@ -4581,16 +4971,21 @@
                       <m:grow/>
                     </m:dPr>
                     <m:e>
-                      <m:acc>
-                        <m:accPr>
-                          <m:chr m:val="̃"/>
-                        </m:accPr>
+                      <m:limLow>
                         <m:e>
                           <m:r>
                             <m:t>x</m:t>
                           </m:r>
                         </m:e>
-                      </m:acc>
+                        <m:lim>
+                          <m:r>
+                            <m:rPr>
+                              <m:sty m:val="p"/>
+                            </m:rPr>
+                            <m:t>∼</m:t>
+                          </m:r>
+                        </m:lim>
+                      </m:limLow>
                     </m:e>
                   </m:d>
                   <m:r>
@@ -4637,16 +5032,21 @@
                       <m:supHide m:val="on"/>
                     </m:naryPr>
                     <m:sub>
-                      <m:acc>
-                        <m:accPr>
-                          <m:chr m:val="̃"/>
-                        </m:accPr>
+                      <m:limLow>
                         <m:e>
                           <m:r>
                             <m:t>y</m:t>
                           </m:r>
                         </m:e>
-                      </m:acc>
+                        <m:lim>
+                          <m:r>
+                            <m:rPr>
+                              <m:sty m:val="p"/>
+                            </m:rPr>
+                            <m:t>∼</m:t>
+                          </m:r>
+                        </m:lim>
+                      </m:limLow>
                       <m:r>
                         <m:rPr>
                           <m:sty m:val="p"/>
@@ -4670,16 +5070,21 @@
                           <m:grow/>
                         </m:dPr>
                         <m:e>
-                          <m:acc>
-                            <m:accPr>
-                              <m:chr m:val="̃"/>
-                            </m:accPr>
+                          <m:limLow>
                             <m:e>
                               <m:r>
                                 <m:t>y</m:t>
                               </m:r>
                             </m:e>
-                          </m:acc>
+                            <m:lim>
+                              <m:r>
+                                <m:rPr>
+                                  <m:sty m:val="p"/>
+                                </m:rPr>
+                                <m:t>∼</m:t>
+                              </m:r>
+                            </m:lim>
+                          </m:limLow>
                         </m:e>
                       </m:d>
                       <m:r>
@@ -4717,16 +5122,21 @@
                       <m:grow/>
                     </m:dPr>
                     <m:e>
-                      <m:acc>
-                        <m:accPr>
-                          <m:chr m:val="̃"/>
-                        </m:accPr>
+                      <m:limLow>
                         <m:e>
                           <m:r>
                             <m:t>y</m:t>
                           </m:r>
                         </m:e>
-                      </m:acc>
+                        <m:lim>
+                          <m:r>
+                            <m:rPr>
+                              <m:sty m:val="p"/>
+                            </m:rPr>
+                            <m:t>∼</m:t>
+                          </m:r>
+                        </m:lim>
+                      </m:limLow>
                     </m:e>
                   </m:d>
                   <m:r>
@@ -4777,16 +5187,21 @@
                       <m:grow/>
                     </m:dPr>
                     <m:e>
-                      <m:acc>
-                        <m:accPr>
-                          <m:chr m:val="̃"/>
-                        </m:accPr>
+                      <m:limLow>
                         <m:e>
                           <m:r>
                             <m:t>x</m:t>
                           </m:r>
                         </m:e>
-                      </m:acc>
+                        <m:lim>
+                          <m:r>
+                            <m:rPr>
+                              <m:sty m:val="p"/>
+                            </m:rPr>
+                            <m:t>∼</m:t>
+                          </m:r>
+                        </m:lim>
+                      </m:limLow>
                     </m:e>
                   </m:d>
                   <m:r>
@@ -4802,16 +5217,21 @@
                       <m:supHide m:val="on"/>
                     </m:naryPr>
                     <m:sub>
-                      <m:acc>
-                        <m:accPr>
-                          <m:chr m:val="̃"/>
-                        </m:accPr>
+                      <m:limLow>
                         <m:e>
                           <m:r>
                             <m:t>y</m:t>
                           </m:r>
                         </m:e>
-                      </m:acc>
+                        <m:lim>
+                          <m:r>
+                            <m:rPr>
+                              <m:sty m:val="p"/>
+                            </m:rPr>
+                            <m:t>∼</m:t>
+                          </m:r>
+                        </m:lim>
+                      </m:limLow>
                       <m:r>
                         <m:rPr>
                           <m:sty m:val="p"/>
@@ -4835,16 +5255,21 @@
                           <m:grow/>
                         </m:dPr>
                         <m:e>
-                          <m:acc>
-                            <m:accPr>
-                              <m:chr m:val="̃"/>
-                            </m:accPr>
+                          <m:limLow>
                             <m:e>
                               <m:r>
                                 <m:t>y</m:t>
                               </m:r>
                             </m:e>
-                          </m:acc>
+                            <m:lim>
+                              <m:r>
+                                <m:rPr>
+                                  <m:sty m:val="p"/>
+                                </m:rPr>
+                                <m:t>∼</m:t>
+                              </m:r>
+                            </m:lim>
+                          </m:limLow>
                         </m:e>
                       </m:d>
                       <m:r>
@@ -4882,16 +5307,21 @@
                       <m:grow/>
                     </m:dPr>
                     <m:e>
-                      <m:acc>
-                        <m:accPr>
-                          <m:chr m:val="̃"/>
-                        </m:accPr>
+                      <m:limLow>
                         <m:e>
                           <m:r>
                             <m:t>y</m:t>
                           </m:r>
                         </m:e>
-                      </m:acc>
+                        <m:lim>
+                          <m:r>
+                            <m:rPr>
+                              <m:sty m:val="p"/>
+                            </m:rPr>
+                            <m:t>∼</m:t>
+                          </m:r>
+                        </m:lim>
+                      </m:limLow>
                     </m:e>
                   </m:d>
                   <m:r>
@@ -4992,16 +5422,21 @@
         <w:t xml:space="preserve"> </w:t>
       </w:r>
       <m:oMath>
-        <m:acc>
-          <m:accPr>
-            <m:chr m:val="̃"/>
-          </m:accPr>
+        <m:limLow>
           <m:e>
             <m:r>
               <m:t>x</m:t>
             </m:r>
           </m:e>
-        </m:acc>
+          <m:lim>
+            <m:r>
+              <m:rPr>
+                <m:sty m:val="p"/>
+              </m:rPr>
+              <m:t>∼</m:t>
+            </m:r>
+          </m:lim>
+        </m:limLow>
       </m:oMath>
       <w:r>
         <w:t xml:space="preserve"> </w:t>
@@ -5027,16 +5462,21 @@
             <m:grow/>
           </m:dPr>
           <m:e>
-            <m:acc>
-              <m:accPr>
-                <m:chr m:val="̃"/>
-              </m:accPr>
+            <m:limLow>
               <m:e>
                 <m:r>
                   <m:t>x</m:t>
                 </m:r>
               </m:e>
-            </m:acc>
+              <m:lim>
+                <m:r>
+                  <m:rPr>
+                    <m:sty m:val="p"/>
+                  </m:rPr>
+                  <m:t>∼</m:t>
+                </m:r>
+              </m:lim>
+            </m:limLow>
           </m:e>
         </m:d>
         <m:r>
@@ -5102,16 +5542,21 @@
             <m:grow/>
           </m:dPr>
           <m:e>
-            <m:acc>
-              <m:accPr>
-                <m:chr m:val="̃"/>
-              </m:accPr>
+            <m:limLow>
               <m:e>
                 <m:r>
                   <m:t>X</m:t>
                 </m:r>
               </m:e>
-            </m:acc>
+              <m:lim>
+                <m:r>
+                  <m:rPr>
+                    <m:sty m:val="p"/>
+                  </m:rPr>
+                  <m:t>∼</m:t>
+                </m:r>
+              </m:lim>
+            </m:limLow>
           </m:e>
         </m:d>
         <m:r>
@@ -5382,16 +5827,21 @@
                   <m:grow/>
                 </m:dPr>
                 <m:e>
-                  <m:acc>
-                    <m:accPr>
-                      <m:chr m:val="̃"/>
-                    </m:accPr>
+                  <m:limLow>
                     <m:e>
                       <m:r>
                         <m:t>x</m:t>
                       </m:r>
                     </m:e>
-                  </m:acc>
+                    <m:lim>
+                      <m:r>
+                        <m:rPr>
+                          <m:sty m:val="p"/>
+                        </m:rPr>
+                        <m:t>∼</m:t>
+                      </m:r>
+                    </m:lim>
+                  </m:limLow>
                   <m:r>
                     <m:rPr>
                       <m:sty m:val="p"/>
@@ -5805,16 +6255,21 @@
             <m:grow/>
           </m:dPr>
           <m:e>
-            <m:acc>
-              <m:accPr>
-                <m:chr m:val="̃"/>
-              </m:accPr>
+            <m:limLow>
               <m:e>
                 <m:r>
                   <m:t>x</m:t>
                 </m:r>
               </m:e>
-            </m:acc>
+              <m:lim>
+                <m:r>
+                  <m:rPr>
+                    <m:sty m:val="p"/>
+                  </m:rPr>
+                  <m:t>∼</m:t>
+                </m:r>
+              </m:lim>
+            </m:limLow>
           </m:e>
         </m:d>
         <m:r>
@@ -6118,16 +6573,21 @@
             <m:grow/>
           </m:dPr>
           <m:e>
-            <m:acc>
-              <m:accPr>
-                <m:chr m:val="̃"/>
-              </m:accPr>
+            <m:limLow>
               <m:e>
                 <m:r>
                   <m:t>X</m:t>
                 </m:r>
               </m:e>
-            </m:acc>
+              <m:lim>
+                <m:r>
+                  <m:rPr>
+                    <m:sty m:val="p"/>
+                  </m:rPr>
+                  <m:t>∼</m:t>
+                </m:r>
+              </m:lim>
+            </m:limLow>
           </m:e>
         </m:d>
         <m:r>
@@ -6316,16 +6776,21 @@
                   <m:grow/>
                 </m:dPr>
                 <m:e>
-                  <m:acc>
-                    <m:accPr>
-                      <m:chr m:val="̃"/>
-                    </m:accPr>
+                  <m:limLow>
                     <m:e>
                       <m:r>
                         <m:t>X</m:t>
                       </m:r>
                     </m:e>
-                  </m:acc>
+                    <m:lim>
+                      <m:r>
+                        <m:rPr>
+                          <m:sty m:val="p"/>
+                        </m:rPr>
+                        <m:t>∼</m:t>
+                      </m:r>
+                    </m:lim>
+                  </m:limLow>
                 </m:e>
               </m:d>
               <m:r>
@@ -6395,16 +6860,21 @@
             <m:grow/>
           </m:dPr>
           <m:e>
-            <m:acc>
-              <m:accPr>
-                <m:chr m:val="̃"/>
-              </m:accPr>
+            <m:limLow>
               <m:e>
                 <m:r>
                   <m:t>X</m:t>
                 </m:r>
               </m:e>
-            </m:acc>
+              <m:lim>
+                <m:r>
+                  <m:rPr>
+                    <m:sty m:val="p"/>
+                  </m:rPr>
+                  <m:t>∼</m:t>
+                </m:r>
+              </m:lim>
+            </m:limLow>
           </m:e>
         </m:d>
         <m:r>
@@ -6540,16 +7010,21 @@
                 <m:grow/>
               </m:dPr>
               <m:e>
-                <m:acc>
-                  <m:accPr>
-                    <m:chr m:val="̃"/>
-                  </m:accPr>
+                <m:limLow>
                   <m:e>
                     <m:r>
                       <m:t>X</m:t>
                     </m:r>
                   </m:e>
-                </m:acc>
+                  <m:lim>
+                    <m:r>
+                      <m:rPr>
+                        <m:sty m:val="p"/>
+                      </m:rPr>
+                      <m:t>∼</m:t>
+                    </m:r>
+                  </m:lim>
+                </m:limLow>
               </m:e>
             </m:d>
             <m:r>
@@ -6652,16 +7127,21 @@
             <m:grow/>
           </m:dPr>
           <m:e>
-            <m:acc>
-              <m:accPr>
-                <m:chr m:val="̃"/>
-              </m:accPr>
+            <m:limLow>
               <m:e>
                 <m:r>
                   <m:t>X</m:t>
                 </m:r>
               </m:e>
-            </m:acc>
+              <m:lim>
+                <m:r>
+                  <m:rPr>
+                    <m:sty m:val="p"/>
+                  </m:rPr>
+                  <m:t>∼</m:t>
+                </m:r>
+              </m:lim>
+            </m:limLow>
           </m:e>
         </m:d>
         <m:r>
@@ -6721,16 +7201,21 @@
             <m:grow/>
           </m:dPr>
           <m:e>
-            <m:acc>
-              <m:accPr>
-                <m:chr m:val="̃"/>
-              </m:accPr>
+            <m:limLow>
               <m:e>
                 <m:r>
                   <m:t>X</m:t>
                 </m:r>
               </m:e>
-            </m:acc>
+              <m:lim>
+                <m:r>
+                  <m:rPr>
+                    <m:sty m:val="p"/>
+                  </m:rPr>
+                  <m:t>∼</m:t>
+                </m:r>
+              </m:lim>
+            </m:limLow>
           </m:e>
         </m:d>
         <m:r>
@@ -6799,16 +7284,21 @@
                       <m:grow/>
                     </m:dPr>
                     <m:e>
-                      <m:acc>
-                        <m:accPr>
-                          <m:chr m:val="̃"/>
-                        </m:accPr>
+                      <m:limLow>
                         <m:e>
                           <m:r>
                             <m:t>X</m:t>
                           </m:r>
                         </m:e>
-                      </m:acc>
+                        <m:lim>
+                          <m:r>
+                            <m:rPr>
+                              <m:sty m:val="p"/>
+                            </m:rPr>
+                            <m:t>∼</m:t>
+                          </m:r>
+                        </m:lim>
+                      </m:limLow>
                     </m:e>
                   </m:d>
                   <m:r>
@@ -6845,16 +7335,21 @@
                   <m:supHide m:val="on"/>
                 </m:naryPr>
                 <m:sub>
-                  <m:acc>
-                    <m:accPr>
-                      <m:chr m:val="̃"/>
-                    </m:accPr>
+                  <m:limLow>
                     <m:e>
                       <m:r>
                         <m:t>x</m:t>
                       </m:r>
                     </m:e>
-                  </m:acc>
+                    <m:lim>
+                      <m:r>
+                        <m:rPr>
+                          <m:sty m:val="p"/>
+                        </m:rPr>
+                        <m:t>∼</m:t>
+                      </m:r>
+                    </m:lim>
+                  </m:limLow>
                 </m:sub>
                 <m:sup>
                   <m:r>
@@ -6885,16 +7380,21 @@
                   <m:grow/>
                 </m:dPr>
                 <m:e>
-                  <m:acc>
-                    <m:accPr>
-                      <m:chr m:val="̃"/>
-                    </m:accPr>
+                  <m:limLow>
                     <m:e>
                       <m:r>
                         <m:t>x</m:t>
                       </m:r>
                     </m:e>
-                  </m:acc>
+                    <m:lim>
+                      <m:r>
+                        <m:rPr>
+                          <m:sty m:val="p"/>
+                        </m:rPr>
+                        <m:t>∼</m:t>
+                      </m:r>
+                    </m:lim>
+                  </m:limLow>
                 </m:e>
               </m:d>
               <m:r>
@@ -6929,32 +7429,42 @@
                   <m:grow/>
                 </m:dPr>
                 <m:e>
-                  <m:acc>
-                    <m:accPr>
-                      <m:chr m:val="̃"/>
-                    </m:accPr>
+                  <m:limLow>
                     <m:e>
                       <m:r>
                         <m:t>X</m:t>
                       </m:r>
                     </m:e>
-                  </m:acc>
+                    <m:lim>
+                      <m:r>
+                        <m:rPr>
+                          <m:sty m:val="p"/>
+                        </m:rPr>
+                        <m:t>∼</m:t>
+                      </m:r>
+                    </m:lim>
+                  </m:limLow>
                   <m:r>
                     <m:rPr>
                       <m:sty m:val="p"/>
                     </m:rPr>
                     <m:t>=</m:t>
                   </m:r>
-                  <m:acc>
-                    <m:accPr>
-                      <m:chr m:val="̃"/>
-                    </m:accPr>
+                  <m:limLow>
                     <m:e>
                       <m:r>
                         <m:t>x</m:t>
                       </m:r>
                     </m:e>
-                  </m:acc>
+                    <m:lim>
+                      <m:r>
+                        <m:rPr>
+                          <m:sty m:val="p"/>
+                        </m:rPr>
+                        <m:t>∼</m:t>
+                      </m:r>
+                    </m:lim>
+                  </m:limLow>
                   <m:r>
                     <m:rPr>
                       <m:sty m:val="p"/>
@@ -6975,16 +7485,21 @@
                       <m:grow/>
                     </m:dPr>
                     <m:e>
-                      <m:acc>
-                        <m:accPr>
-                          <m:chr m:val="̃"/>
-                        </m:accPr>
+                      <m:limLow>
                         <m:e>
                           <m:r>
                             <m:t>X</m:t>
                           </m:r>
                         </m:e>
-                      </m:acc>
+                        <m:lim>
+                          <m:r>
+                            <m:rPr>
+                              <m:sty m:val="p"/>
+                            </m:rPr>
+                            <m:t>∼</m:t>
+                          </m:r>
+                        </m:lim>
+                      </m:limLow>
                     </m:e>
                   </m:d>
                   <m:r>
@@ -7054,16 +7569,21 @@
             <m:grow/>
           </m:dPr>
           <m:e>
-            <m:acc>
-              <m:accPr>
-                <m:chr m:val="̃"/>
-              </m:accPr>
+            <m:limLow>
               <m:e>
                 <m:r>
                   <m:t>x</m:t>
                 </m:r>
               </m:e>
-            </m:acc>
+              <m:lim>
+                <m:r>
+                  <m:rPr>
+                    <m:sty m:val="p"/>
+                  </m:rPr>
+                  <m:t>∼</m:t>
+                </m:r>
+              </m:lim>
+            </m:limLow>
           </m:e>
         </m:d>
         <m:r>
@@ -7224,16 +7744,21 @@
             <m:grow/>
           </m:dPr>
           <m:e>
-            <m:acc>
-              <m:accPr>
-                <m:chr m:val="̃"/>
-              </m:accPr>
+            <m:limLow>
               <m:e>
                 <m:r>
                   <m:t>X</m:t>
                 </m:r>
               </m:e>
-            </m:acc>
+              <m:lim>
+                <m:r>
+                  <m:rPr>
+                    <m:sty m:val="p"/>
+                  </m:rPr>
+                  <m:t>∼</m:t>
+                </m:r>
+              </m:lim>
+            </m:limLow>
           </m:e>
         </m:d>
         <m:r>
@@ -7331,16 +7856,21 @@
                 <m:grow/>
               </m:dPr>
               <m:e>
-                <m:acc>
-                  <m:accPr>
-                    <m:chr m:val="̃"/>
-                  </m:accPr>
+                <m:limLow>
                   <m:e>
                     <m:r>
                       <m:t>X</m:t>
                     </m:r>
                   </m:e>
-                </m:acc>
+                  <m:lim>
+                    <m:r>
+                      <m:rPr>
+                        <m:sty m:val="p"/>
+                      </m:rPr>
+                      <m:t>∼</m:t>
+                    </m:r>
+                  </m:lim>
+                </m:limLow>
               </m:e>
             </m:d>
             <m:r>
@@ -7478,16 +8008,21 @@
                           <m:grow/>
                         </m:dPr>
                         <m:e>
-                          <m:acc>
-                            <m:accPr>
-                              <m:chr m:val="̃"/>
-                            </m:accPr>
+                          <m:limLow>
                             <m:e>
                               <m:r>
                                 <m:t>X</m:t>
                               </m:r>
                             </m:e>
-                          </m:acc>
+                            <m:lim>
+                              <m:r>
+                                <m:rPr>
+                                  <m:sty m:val="p"/>
+                                </m:rPr>
+                                <m:t>∼</m:t>
+                              </m:r>
+                            </m:lim>
+                          </m:limLow>
                         </m:e>
                       </m:d>
                       <m:r>
@@ -7700,16 +8235,21 @@
             <m:grow/>
           </m:dPr>
           <m:e>
-            <m:acc>
-              <m:accPr>
-                <m:chr m:val="̃"/>
-              </m:accPr>
+            <m:limLow>
               <m:e>
                 <m:r>
                   <m:t>X</m:t>
                 </m:r>
               </m:e>
-            </m:acc>
+              <m:lim>
+                <m:r>
+                  <m:rPr>
+                    <m:sty m:val="p"/>
+                  </m:rPr>
+                  <m:t>∼</m:t>
+                </m:r>
+              </m:lim>
+            </m:limLow>
           </m:e>
         </m:d>
         <m:r>
@@ -7883,16 +8423,21 @@
                       <m:grow/>
                     </m:dPr>
                     <m:e>
-                      <m:acc>
-                        <m:accPr>
-                          <m:chr m:val="̃"/>
-                        </m:accPr>
+                      <m:limLow>
                         <m:e>
                           <m:r>
                             <m:t>X</m:t>
                           </m:r>
                         </m:e>
-                      </m:acc>
+                        <m:lim>
+                          <m:r>
+                            <m:rPr>
+                              <m:sty m:val="p"/>
+                            </m:rPr>
+                            <m:t>∼</m:t>
+                          </m:r>
+                        </m:lim>
+                      </m:limLow>
                     </m:e>
                   </m:d>
                   <m:r>
@@ -8154,16 +8699,21 @@
                           <m:grow/>
                         </m:dPr>
                         <m:e>
-                          <m:acc>
-                            <m:accPr>
-                              <m:chr m:val="̃"/>
-                            </m:accPr>
+                          <m:limLow>
                             <m:e>
                               <m:r>
                                 <m:t>X</m:t>
                               </m:r>
                             </m:e>
-                          </m:acc>
+                            <m:lim>
+                              <m:r>
+                                <m:rPr>
+                                  <m:sty m:val="p"/>
+                                </m:rPr>
+                                <m:t>∼</m:t>
+                              </m:r>
+                            </m:lim>
+                          </m:limLow>
                         </m:e>
                       </m:d>
                       <m:r>
@@ -8249,16 +8799,21 @@
                           <m:grow/>
                         </m:dPr>
                         <m:e>
-                          <m:acc>
-                            <m:accPr>
-                              <m:chr m:val="̃"/>
-                            </m:accPr>
+                          <m:limLow>
                             <m:e>
                               <m:r>
                                 <m:t>X</m:t>
                               </m:r>
                             </m:e>
-                          </m:acc>
+                            <m:lim>
+                              <m:r>
+                                <m:rPr>
+                                  <m:sty m:val="p"/>
+                                </m:rPr>
+                                <m:t>∼</m:t>
+                              </m:r>
+                            </m:lim>
+                          </m:limLow>
                         </m:e>
                       </m:d>
                       <m:r>
@@ -8362,16 +8917,21 @@
                           <m:grow/>
                         </m:dPr>
                         <m:e>
-                          <m:acc>
-                            <m:accPr>
-                              <m:chr m:val="̃"/>
-                            </m:accPr>
+                          <m:limLow>
                             <m:e>
                               <m:r>
                                 <m:t>X</m:t>
                               </m:r>
                             </m:e>
-                          </m:acc>
+                            <m:lim>
+                              <m:r>
+                                <m:rPr>
+                                  <m:sty m:val="p"/>
+                                </m:rPr>
+                                <m:t>∼</m:t>
+                              </m:r>
+                            </m:lim>
+                          </m:limLow>
                         </m:e>
                       </m:d>
                       <m:r>
@@ -13882,16 +14442,21 @@
             <m:grow/>
           </m:dPr>
           <m:e>
-            <m:acc>
-              <m:accPr>
-                <m:chr m:val="̃"/>
-              </m:accPr>
+            <m:limLow>
               <m:e>
                 <m:r>
                   <m:t>X</m:t>
                 </m:r>
               </m:e>
-            </m:acc>
+              <m:lim>
+                <m:r>
+                  <m:rPr>
+                    <m:sty m:val="p"/>
+                  </m:rPr>
+                  <m:t>∼</m:t>
+                </m:r>
+              </m:lim>
+            </m:limLow>
           </m:e>
         </m:d>
         <m:r>
@@ -13955,16 +14520,21 @@
                 <m:grow/>
               </m:dPr>
               <m:e>
-                <m:acc>
-                  <m:accPr>
-                    <m:chr m:val="̃"/>
-                  </m:accPr>
+                <m:limLow>
                   <m:e>
                     <m:r>
                       <m:t>X</m:t>
                     </m:r>
                   </m:e>
-                </m:acc>
+                  <m:lim>
+                    <m:r>
+                      <m:rPr>
+                        <m:sty m:val="p"/>
+                      </m:rPr>
+                      <m:t>∼</m:t>
+                    </m:r>
+                  </m:lim>
+                </m:limLow>
               </m:e>
             </m:d>
             <m:r>
